--- a/testakten/nachehelicher-unterhalt-befristung-1578b-muenster/09_bedarf_eheliche_lebensverhaeltnisse.docx
+++ b/testakten/nachehelicher-unterhalt-befristung-1578b-muenster/09_bedarf_eheliche_lebensverhaeltnisse.docx
@@ -29,7 +29,7 @@
         <w:jc w:val="left"/>
       </w:pPr>
       <w:r>
-        <w:t>Der Bedarf des nachehelichen Unterhalts bemisst sich nach § 1578 Abs. 1 BGB nach den ehelichen Lebensverhältnissen. Diese werden durch das prägende Einkommen beider Eheleute zur Zeit der Rechtskraft der Scheidung bestimmt, fortentwickelt um Veränderungen, die bereits in der Ehe angelegt waren. Im Rahmen des § 1578b BGB kann dieser Bedarf auf den angemessenen Lebensbedarf abgesenkt werden.</w:t>
+        <w:t>Der Bedarf des nachehelichen Unterhalts bemisst sich nach Paragraf 1578 Abs. 1 BGB nach den ehelichen Lebensverhältnissen. Diese werden durch das prägende Einkommen beider Eheleute zur Zeit der Rechtskraft der Scheidung bestimmt, fortentwickelt um Veränderungen, die bereits in der Ehe angelegt waren. Im Rahmen des Paragrafen 1578b BGB kann dieser Bedarf auf den angemessenen Lebensbedarf abgesenkt werden.</w:t>
       </w:r>
     </w:p>
     <w:p>
@@ -142,7 +142,7 @@
         <w:jc w:val="left"/>
       </w:pPr>
       <w:r>
-        <w:t>Die vorstehende Rechnung bildet den vollen, an den ehelichen Lebensverhältnissen orientierten Bedarf ab. § 1578b Abs. 1 BGB erlaubt die Absenkung auf den angemessenen Lebensbedarf, der sich an dem orientiert, was die Berechtigte ohne die Ehe erreicht hätte. Liegt der angemessene Lebensbedarf unter dem vollen Bedarf, ist die Differenz der Spielraum für die Herabsetzung. Diese Differenz ist mit den Werten zur hypothetischen Erwerbsbiografie zu unterlegen (Stück 5 und Stück 12).</w:t>
+        <w:t>Die vorstehende Rechnung bildet den vollen, an den ehelichen Lebensverhältnissen orientierten Bedarf ab. Paragraf 1578b Abs. 1 BGB erlaubt die Absenkung auf den angemessenen Lebensbedarf, der sich an dem orientiert, was die Berechtigte ohne die Ehe erreicht hätte. Liegt der angemessene Lebensbedarf unter dem vollen Bedarf, ist die Differenz der Spielraum für die Herabsetzung. Diese Differenz ist mit den Werten zur hypothetischen Erwerbsbiografie zu unterlegen (Stück 5 und Stück 12).</w:t>
       </w:r>
     </w:p>
     <w:p>
@@ -161,7 +161,7 @@
         <w:jc w:val="left"/>
       </w:pPr>
       <w:r>
-        <w:t>Alle Beträge sind Arbeitswerte und beruhen teilweise auf Schätzungen, solange die förmliche Auskunft der Gegenseite nach § 1605 BGB nicht vorliegt. Die endgültige Bedarfsberechnung ist erst nach vollständiger Belegvorlage möglich.</w:t>
+        <w:t>Alle Beträge sind Arbeitswerte und beruhen teilweise auf Schätzungen, solange die förmliche Auskunft der Gegenseite nach Paragraf 1605 BGB nicht vorliegt. Die endgültige Bedarfsberechnung ist erst nach vollständiger Belegvorlage möglich.</w:t>
       </w:r>
     </w:p>
     <w:sectPr>
